--- a/src/content/books/38-tretii-khram/ru.docx
+++ b/src/content/books/38-tretii-khram/ru.docx
@@ -73223,18 +73223,6 @@
       </w:pPr>
       <w:r>
         <w:t>Потому что Я уже вошёл в тебя.</w:t>
-      </w:r>
-    </w:p>
-    <w:p>
-      <w:pPr>
-        <w:spacing w:line="240" w:lineRule="auto"/>
-        <w:contextualSpacing/>
-      </w:pPr>
-      <w:r>
-        <w:rPr>
-          <w:vanish/>
-        </w:rPr>
-        <w:t>Начало формы</w:t>
       </w:r>
     </w:p>
     <w:p>
